--- a/04_QA_Review/Approved/Milestone_5_Algorithms/SDD/JTS_M5_SDD_5.0ComponentDesign_v01.docx
+++ b/04_QA_Review/Approved/Milestone_5_Algorithms/SDD/JTS_M5_SDD_5.0ComponentDesign_v01.docx
@@ -75,9 +75,11 @@
       <w:r>
         <w:t xml:space="preserve">1.2.1 &amp; 1.3.1-ALG </w:t>
       </w:r>
+      <w:proofErr w:type="gramStart"/>
       <w:r>
         <w:t>example(</w:t>
       </w:r>
+      <w:proofErr w:type="gramEnd"/>
       <w:r>
         <w:t>) Algorithm</w:t>
       </w:r>
@@ -195,11 +197,27 @@
           <w:sz w:val="22"/>
         </w:rPr>
       </w:pPr>
+      <w:proofErr w:type="spellStart"/>
+      <w:proofErr w:type="gramStart"/>
       <w:r>
         <w:rPr>
           <w:sz w:val="22"/>
         </w:rPr>
-        <w:t>variableName : Type</w:t>
+        <w:t>variableName</w:t>
+      </w:r>
+      <w:proofErr w:type="spellEnd"/>
+      <w:r>
+        <w:rPr>
+          <w:sz w:val="22"/>
+        </w:rPr>
+        <w:t xml:space="preserve"> :</w:t>
+      </w:r>
+      <w:proofErr w:type="gramEnd"/>
+      <w:r>
+        <w:rPr>
+          <w:sz w:val="22"/>
+        </w:rPr>
+        <w:t xml:space="preserve"> Type</w:t>
       </w:r>
     </w:p>
     <w:p>
@@ -210,11 +228,27 @@
           <w:sz w:val="22"/>
         </w:rPr>
       </w:pPr>
+      <w:proofErr w:type="spellStart"/>
+      <w:proofErr w:type="gramStart"/>
       <w:r>
         <w:rPr>
           <w:sz w:val="22"/>
         </w:rPr>
-        <w:t>variableName : Type</w:t>
+        <w:t>variableName</w:t>
+      </w:r>
+      <w:proofErr w:type="spellEnd"/>
+      <w:r>
+        <w:rPr>
+          <w:sz w:val="22"/>
+        </w:rPr>
+        <w:t xml:space="preserve"> :</w:t>
+      </w:r>
+      <w:proofErr w:type="gramEnd"/>
+      <w:r>
+        <w:rPr>
+          <w:sz w:val="22"/>
+        </w:rPr>
+        <w:t xml:space="preserve"> Type</w:t>
       </w:r>
     </w:p>
     <w:p>
@@ -2614,10 +2648,11 @@
     <w:autoRedefine/>
     <w:uiPriority w:val="1"/>
     <w:qFormat/>
-    <w:rsid w:val="0004125B"/>
+    <w:rsid w:val="00614C9D"/>
     <w:pPr>
       <w:autoSpaceDE/>
       <w:autoSpaceDN/>
+      <w:outlineLvl w:val="2"/>
     </w:pPr>
     <w:rPr>
       <w:kern w:val="0"/>
@@ -2629,7 +2664,7 @@
     <w:basedOn w:val="12ptHeadingChar"/>
     <w:link w:val="135ptHeading"/>
     <w:uiPriority w:val="1"/>
-    <w:rsid w:val="0004125B"/>
+    <w:rsid w:val="00614C9D"/>
     <w:rPr>
       <w:rFonts w:ascii="Arial" w:eastAsia="Arial" w:hAnsi="Arial" w:cs="Arial"/>
       <w:b/>

--- a/04_QA_Review/Approved/Milestone_5_Algorithms/SDD/JTS_M5_SDD_5.0ComponentDesign_v01.docx
+++ b/04_QA_Review/Approved/Milestone_5_Algorithms/SDD/JTS_M5_SDD_5.0ComponentDesign_v01.docx
@@ -73,15 +73,7 @@
         <w:pStyle w:val="12ptHeading"/>
       </w:pPr>
       <w:r>
-        <w:t xml:space="preserve">1.2.1 &amp; 1.3.1-ALG </w:t>
-      </w:r>
-      <w:proofErr w:type="gramStart"/>
-      <w:r>
-        <w:t>example(</w:t>
-      </w:r>
-      <w:proofErr w:type="gramEnd"/>
-      <w:r>
-        <w:t>) Algorithm</w:t>
+        <w:t>1.2.1 &amp; 1.3.1-ALG example() Algorithm</w:t>
       </w:r>
     </w:p>
     <w:p>
@@ -110,7 +102,7 @@
     <w:p>
       <w:pPr>
         <w:pStyle w:val="BodyText"/>
-        <w:spacing w:before="6"/>
+        <w:spacing w:before="6" w:after="120"/>
         <w:rPr>
           <w:sz w:val="22"/>
         </w:rPr>
@@ -126,35 +118,68 @@
       <w:pPr>
         <w:pStyle w:val="BodyText"/>
         <w:spacing w:before="6"/>
-        <w:ind w:left="720"/>
         <w:rPr>
           <w:sz w:val="22"/>
         </w:rPr>
       </w:pPr>
-    </w:p>
-    <w:p>
-      <w:pPr>
-        <w:pStyle w:val="BodyText"/>
-        <w:spacing w:before="6"/>
-        <w:rPr>
-          <w:sz w:val="22"/>
-        </w:rPr>
-      </w:pPr>
       <w:r>
         <w:rPr>
-          <w:sz w:val="22"/>
+          <w:noProof/>
         </w:rPr>
-        <w:t>[Pseudocode Figure]</w:t>
+        <w:drawing>
+          <wp:inline distT="0" distB="0" distL="0" distR="0" wp14:anchorId="70BC33DA" wp14:editId="7F1E1BB1">
+            <wp:extent cx="4410075" cy="1885950"/>
+            <wp:effectExtent l="0" t="0" r="9525" b="0"/>
+            <wp:docPr id="1867050800" name="Picture 1"/>
+            <wp:cNvGraphicFramePr>
+              <a:graphicFrameLocks xmlns:a="http://schemas.openxmlformats.org/drawingml/2006/main" noChangeAspect="1"/>
+            </wp:cNvGraphicFramePr>
+            <a:graphic xmlns:a="http://schemas.openxmlformats.org/drawingml/2006/main">
+              <a:graphicData uri="http://schemas.openxmlformats.org/drawingml/2006/picture">
+                <pic:pic xmlns:pic="http://schemas.openxmlformats.org/drawingml/2006/picture">
+                  <pic:nvPicPr>
+                    <pic:cNvPr id="0" name="Picture 1"/>
+                    <pic:cNvPicPr>
+                      <a:picLocks noChangeAspect="1" noChangeArrowheads="1"/>
+                    </pic:cNvPicPr>
+                  </pic:nvPicPr>
+                  <pic:blipFill rotWithShape="1">
+                    <a:blip r:embed="rId5">
+                      <a:extLst>
+                        <a:ext uri="{28A0092B-C50C-407E-A947-70E740481C1C}">
+                          <a14:useLocalDpi xmlns:a14="http://schemas.microsoft.com/office/drawing/2010/main" val="0"/>
+                        </a:ext>
+                      </a:extLst>
+                    </a:blip>
+                    <a:srcRect r="9747" b="35922"/>
+                    <a:stretch>
+                      <a:fillRect/>
+                    </a:stretch>
+                  </pic:blipFill>
+                  <pic:spPr bwMode="auto">
+                    <a:xfrm>
+                      <a:off x="0" y="0"/>
+                      <a:ext cx="4410075" cy="1885950"/>
+                    </a:xfrm>
+                    <a:prstGeom prst="rect">
+                      <a:avLst/>
+                    </a:prstGeom>
+                    <a:noFill/>
+                    <a:ln>
+                      <a:noFill/>
+                    </a:ln>
+                    <a:extLst>
+                      <a:ext uri="{53640926-AAD7-44D8-BBD7-CCE9431645EC}">
+                        <a14:shadowObscured xmlns:a14="http://schemas.microsoft.com/office/drawing/2010/main"/>
+                      </a:ext>
+                    </a:extLst>
+                  </pic:spPr>
+                </pic:pic>
+              </a:graphicData>
+            </a:graphic>
+          </wp:inline>
+        </w:drawing>
       </w:r>
-    </w:p>
-    <w:p>
-      <w:pPr>
-        <w:pStyle w:val="BodyText"/>
-        <w:spacing w:before="6"/>
-        <w:rPr>
-          <w:sz w:val="22"/>
-        </w:rPr>
-      </w:pPr>
     </w:p>
     <w:p>
       <w:pPr>
@@ -191,6 +216,43 @@
     </w:p>
     <w:p>
       <w:pPr>
+        <w:spacing w:before="6" w:line="240" w:lineRule="auto"/>
+        <w:rPr>
+          <w:rFonts w:ascii="Times New Roman" w:eastAsia="Arial" w:hAnsi="Times New Roman" w:cs="Times New Roman"/>
+          <w:kern w:val="2"/>
+          <w:sz w:val="22"/>
+          <w:szCs w:val="22"/>
+          <w:lang w:eastAsia="en-US"/>
+          <w14:ligatures w14:val="standardContextual"/>
+        </w:rPr>
+      </w:pPr>
+      <w:proofErr w:type="spellStart"/>
+      <w:r>
+        <w:rPr>
+          <w:rFonts w:ascii="Times New Roman" w:eastAsia="Arial" w:hAnsi="Times New Roman" w:cs="Times New Roman"/>
+          <w:kern w:val="2"/>
+          <w:sz w:val="22"/>
+          <w:szCs w:val="22"/>
+          <w:lang w:eastAsia="en-US"/>
+          <w14:ligatures w14:val="standardContextual"/>
+        </w:rPr>
+        <w:t>newView</w:t>
+      </w:r>
+      <w:proofErr w:type="spellEnd"/>
+      <w:r>
+        <w:rPr>
+          <w:rFonts w:ascii="Times New Roman" w:eastAsia="Arial" w:hAnsi="Times New Roman" w:cs="Times New Roman"/>
+          <w:kern w:val="2"/>
+          <w:sz w:val="22"/>
+          <w:szCs w:val="22"/>
+          <w:lang w:eastAsia="en-US"/>
+          <w14:ligatures w14:val="standardContextual"/>
+        </w:rPr>
+        <w:t xml:space="preserve"> : View</w:t>
+      </w:r>
+    </w:p>
+    <w:p>
+      <w:pPr>
         <w:pStyle w:val="BodyText"/>
         <w:spacing w:before="6"/>
         <w:rPr>
@@ -198,57 +260,38 @@
         </w:rPr>
       </w:pPr>
       <w:proofErr w:type="spellStart"/>
-      <w:proofErr w:type="gramStart"/>
       <w:r>
         <w:rPr>
+          <w:rFonts w:eastAsia="Arial"/>
           <w:sz w:val="22"/>
+          <w:szCs w:val="22"/>
         </w:rPr>
-        <w:t>variableName</w:t>
+        <w:t>currentView</w:t>
       </w:r>
       <w:proofErr w:type="spellEnd"/>
       <w:r>
         <w:rPr>
+          <w:rFonts w:eastAsia="Arial"/>
           <w:sz w:val="22"/>
+          <w:szCs w:val="22"/>
         </w:rPr>
-        <w:t xml:space="preserve"> :</w:t>
+        <w:t xml:space="preserve"> </w:t>
       </w:r>
-      <w:proofErr w:type="gramEnd"/>
       <w:r>
         <w:rPr>
+          <w:rFonts w:eastAsia="Arial"/>
           <w:sz w:val="22"/>
+          <w:szCs w:val="22"/>
         </w:rPr>
-        <w:t xml:space="preserve"> Type</w:t>
+        <w:t xml:space="preserve">: </w:t>
       </w:r>
-    </w:p>
-    <w:p>
-      <w:pPr>
-        <w:pStyle w:val="BodyText"/>
-        <w:spacing w:before="6"/>
-        <w:rPr>
-          <w:sz w:val="22"/>
-        </w:rPr>
-      </w:pPr>
-      <w:proofErr w:type="spellStart"/>
-      <w:proofErr w:type="gramStart"/>
       <w:r>
         <w:rPr>
+          <w:rFonts w:eastAsia="Arial"/>
           <w:sz w:val="22"/>
+          <w:szCs w:val="22"/>
         </w:rPr>
-        <w:t>variableName</w:t>
-      </w:r>
-      <w:proofErr w:type="spellEnd"/>
-      <w:r>
-        <w:rPr>
-          <w:sz w:val="22"/>
-        </w:rPr>
-        <w:t xml:space="preserve"> :</w:t>
-      </w:r>
-      <w:proofErr w:type="gramEnd"/>
-      <w:r>
-        <w:rPr>
-          <w:sz w:val="22"/>
-        </w:rPr>
-        <w:t xml:space="preserve"> Type</w:t>
+        <w:t>View</w:t>
       </w:r>
     </w:p>
     <w:p>
@@ -393,6 +436,7 @@
         <w:pStyle w:val="135ptHeading"/>
       </w:pPr>
       <w:r>
+        <w:lastRenderedPageBreak/>
         <w:t>1.11 Recommendation Service Algorithms</w:t>
       </w:r>
     </w:p>
@@ -2605,6 +2649,7 @@
   <w:style w:type="paragraph" w:customStyle="1" w:styleId="12ptHeading">
     <w:name w:val="12pt Heading"/>
     <w:basedOn w:val="Normal"/>
+    <w:next w:val="BodyText"/>
     <w:link w:val="12ptHeadingChar"/>
     <w:autoRedefine/>
     <w:uiPriority w:val="1"/>
@@ -2644,6 +2689,7 @@
   <w:style w:type="paragraph" w:customStyle="1" w:styleId="135ptHeading">
     <w:name w:val="13.5pt Heading"/>
     <w:basedOn w:val="12ptHeading"/>
+    <w:next w:val="BodyText"/>
     <w:link w:val="135ptHeadingChar"/>
     <w:autoRedefine/>
     <w:uiPriority w:val="1"/>

--- a/04_QA_Review/Approved/Milestone_5_Algorithms/SDD/JTS_M5_SDD_5.0ComponentDesign_v01.docx
+++ b/04_QA_Review/Approved/Milestone_5_Algorithms/SDD/JTS_M5_SDD_5.0ComponentDesign_v01.docx
@@ -73,54 +73,36 @@
         <w:pStyle w:val="12ptHeading"/>
       </w:pPr>
       <w:r>
-        <w:t>1.2.1 &amp; 1.3.1-ALG example() Algorithm</w:t>
+        <w:t xml:space="preserve">1.2.1 &amp; 1.3.1-ALG </w:t>
+      </w:r>
+      <w:proofErr w:type="gramStart"/>
+      <w:r>
+        <w:t>example(</w:t>
+      </w:r>
+      <w:proofErr w:type="gramEnd"/>
+      <w:r>
+        <w:t>) Algorithm</w:t>
       </w:r>
     </w:p>
     <w:p>
       <w:pPr>
-        <w:pStyle w:val="BodyText"/>
-        <w:spacing w:before="120"/>
-        <w:rPr>
-          <w:rFonts w:ascii="Arial" w:hAnsi="Arial" w:cs="Arial"/>
-          <w:b/>
-          <w:bCs/>
-          <w:sz w:val="22"/>
-          <w:szCs w:val="22"/>
-        </w:rPr>
+        <w:pStyle w:val="Body-Header"/>
       </w:pPr>
       <w:r>
-        <w:rPr>
-          <w:rFonts w:ascii="Arial" w:hAnsi="Arial" w:cs="Arial"/>
-          <w:b/>
-          <w:bCs/>
-          <w:sz w:val="22"/>
-          <w:szCs w:val="22"/>
-        </w:rPr>
         <w:t>Purpose:</w:t>
       </w:r>
     </w:p>
     <w:p>
       <w:pPr>
-        <w:pStyle w:val="BodyText"/>
-        <w:spacing w:before="6" w:after="120"/>
-        <w:rPr>
-          <w:sz w:val="22"/>
-        </w:rPr>
+        <w:pStyle w:val="Intro-Sentence"/>
       </w:pPr>
       <w:r>
-        <w:rPr>
-          <w:sz w:val="22"/>
-        </w:rPr>
         <w:t>Brief sentence explaining what the algorithm does.</w:t>
       </w:r>
     </w:p>
     <w:p>
       <w:pPr>
-        <w:pStyle w:val="BodyText"/>
-        <w:spacing w:before="6"/>
-        <w:rPr>
-          <w:sz w:val="22"/>
-        </w:rPr>
+        <w:pStyle w:val="List-Sentence"/>
       </w:pPr>
       <w:r>
         <w:rPr>
@@ -183,72 +165,31 @@
     </w:p>
     <w:p>
       <w:pPr>
-        <w:pStyle w:val="BodyText"/>
-        <w:spacing w:before="120"/>
-        <w:rPr>
-          <w:rFonts w:ascii="Arial" w:hAnsi="Arial" w:cs="Arial"/>
-          <w:b/>
-          <w:bCs/>
-          <w:sz w:val="22"/>
-          <w:szCs w:val="22"/>
-        </w:rPr>
+        <w:pStyle w:val="Body-Header"/>
       </w:pPr>
       <w:r>
-        <w:rPr>
-          <w:rFonts w:ascii="Arial" w:hAnsi="Arial" w:cs="Arial"/>
-          <w:b/>
-          <w:bCs/>
-          <w:sz w:val="22"/>
-          <w:szCs w:val="22"/>
-        </w:rPr>
         <w:t>Local Data</w:t>
       </w:r>
       <w:r>
-        <w:rPr>
-          <w:rFonts w:ascii="Arial" w:hAnsi="Arial" w:cs="Arial"/>
-          <w:b/>
-          <w:bCs/>
-          <w:sz w:val="22"/>
-          <w:szCs w:val="22"/>
-        </w:rPr>
         <w:t>:</w:t>
       </w:r>
     </w:p>
     <w:p>
       <w:pPr>
-        <w:spacing w:before="6" w:line="240" w:lineRule="auto"/>
-        <w:rPr>
-          <w:rFonts w:ascii="Times New Roman" w:eastAsia="Arial" w:hAnsi="Times New Roman" w:cs="Times New Roman"/>
-          <w:kern w:val="2"/>
-          <w:sz w:val="22"/>
-          <w:szCs w:val="22"/>
-          <w:lang w:eastAsia="en-US"/>
-          <w14:ligatures w14:val="standardContextual"/>
-        </w:rPr>
+        <w:pStyle w:val="List-Sentence"/>
       </w:pPr>
       <w:proofErr w:type="spellStart"/>
+      <w:proofErr w:type="gramStart"/>
       <w:r>
-        <w:rPr>
-          <w:rFonts w:ascii="Times New Roman" w:eastAsia="Arial" w:hAnsi="Times New Roman" w:cs="Times New Roman"/>
-          <w:kern w:val="2"/>
-          <w:sz w:val="22"/>
-          <w:szCs w:val="22"/>
-          <w:lang w:eastAsia="en-US"/>
-          <w14:ligatures w14:val="standardContextual"/>
-        </w:rPr>
         <w:t>newView</w:t>
       </w:r>
       <w:proofErr w:type="spellEnd"/>
       <w:r>
-        <w:rPr>
-          <w:rFonts w:ascii="Times New Roman" w:eastAsia="Arial" w:hAnsi="Times New Roman" w:cs="Times New Roman"/>
-          <w:kern w:val="2"/>
-          <w:sz w:val="22"/>
-          <w:szCs w:val="22"/>
-          <w:lang w:eastAsia="en-US"/>
-          <w14:ligatures w14:val="standardContextual"/>
-        </w:rPr>
-        <w:t xml:space="preserve"> : View</w:t>
+        <w:t xml:space="preserve"> :</w:t>
+      </w:r>
+      <w:proofErr w:type="gramEnd"/>
+      <w:r>
+        <w:t xml:space="preserve"> View</w:t>
       </w:r>
     </w:p>
     <w:p>
@@ -260,6 +201,7 @@
         </w:rPr>
       </w:pPr>
       <w:proofErr w:type="spellStart"/>
+      <w:proofErr w:type="gramStart"/>
       <w:r>
         <w:rPr>
           <w:rFonts w:eastAsia="Arial"/>
@@ -283,7 +225,16 @@
           <w:sz w:val="22"/>
           <w:szCs w:val="22"/>
         </w:rPr>
-        <w:t xml:space="preserve">: </w:t>
+        <w:t>:</w:t>
+      </w:r>
+      <w:proofErr w:type="gramEnd"/>
+      <w:r>
+        <w:rPr>
+          <w:rFonts w:eastAsia="Arial"/>
+          <w:sz w:val="22"/>
+          <w:szCs w:val="22"/>
+        </w:rPr>
+        <w:t xml:space="preserve"> </w:t>
       </w:r>
       <w:r>
         <w:rPr>
@@ -3005,6 +2956,92 @@
       <w:rFonts w:ascii="Times New Roman" w:eastAsia="Times New Roman" w:hAnsi="Times New Roman" w:cs="Times New Roman"/>
     </w:rPr>
   </w:style>
+  <w:style w:type="paragraph" w:customStyle="1" w:styleId="Body-Header">
+    <w:name w:val="Body-Header"/>
+    <w:basedOn w:val="BodyText"/>
+    <w:next w:val="Intro-Sentence"/>
+    <w:link w:val="Body-HeaderChar"/>
+    <w:qFormat/>
+    <w:rsid w:val="009679EC"/>
+    <w:pPr>
+      <w:spacing w:before="120"/>
+    </w:pPr>
+    <w:rPr>
+      <w:rFonts w:ascii="Arial" w:hAnsi="Arial" w:cs="Arial"/>
+      <w:b/>
+      <w:bCs/>
+      <w:sz w:val="22"/>
+      <w:szCs w:val="22"/>
+    </w:rPr>
+  </w:style>
+  <w:style w:type="character" w:customStyle="1" w:styleId="Body-HeaderChar">
+    <w:name w:val="Body-Header Char"/>
+    <w:basedOn w:val="BodyTextChar"/>
+    <w:link w:val="Body-Header"/>
+    <w:rsid w:val="009679EC"/>
+    <w:rPr>
+      <w:rFonts w:ascii="Arial" w:eastAsia="Times New Roman" w:hAnsi="Arial" w:cs="Arial"/>
+      <w:b/>
+      <w:bCs/>
+      <w:sz w:val="22"/>
+      <w:szCs w:val="22"/>
+    </w:rPr>
+  </w:style>
+  <w:style w:type="paragraph" w:customStyle="1" w:styleId="Intro-Sentence">
+    <w:name w:val="Intro-Sentence"/>
+    <w:basedOn w:val="BodyText"/>
+    <w:next w:val="List-Sentence"/>
+    <w:link w:val="Intro-SentenceChar"/>
+    <w:qFormat/>
+    <w:rsid w:val="009679EC"/>
+    <w:pPr>
+      <w:spacing w:before="6" w:after="120"/>
+    </w:pPr>
+    <w:rPr>
+      <w:sz w:val="22"/>
+    </w:rPr>
+  </w:style>
+  <w:style w:type="character" w:customStyle="1" w:styleId="Intro-SentenceChar">
+    <w:name w:val="Intro-Sentence Char"/>
+    <w:basedOn w:val="BodyTextChar"/>
+    <w:link w:val="Intro-Sentence"/>
+    <w:rsid w:val="009679EC"/>
+    <w:rPr>
+      <w:rFonts w:ascii="Times New Roman" w:eastAsia="Times New Roman" w:hAnsi="Times New Roman" w:cs="Times New Roman"/>
+      <w:sz w:val="22"/>
+    </w:rPr>
+  </w:style>
+  <w:style w:type="paragraph" w:customStyle="1" w:styleId="List-Sentence">
+    <w:name w:val="List-Sentence"/>
+    <w:basedOn w:val="Normal"/>
+    <w:link w:val="List-SentenceChar"/>
+    <w:qFormat/>
+    <w:rsid w:val="009679EC"/>
+    <w:pPr>
+      <w:spacing w:before="6" w:line="240" w:lineRule="auto"/>
+    </w:pPr>
+    <w:rPr>
+      <w:rFonts w:ascii="Times New Roman" w:eastAsia="Arial" w:hAnsi="Times New Roman" w:cs="Times New Roman"/>
+      <w:kern w:val="2"/>
+      <w:sz w:val="22"/>
+      <w:szCs w:val="22"/>
+      <w:lang w:eastAsia="en-US"/>
+      <w14:ligatures w14:val="standardContextual"/>
+    </w:rPr>
+  </w:style>
+  <w:style w:type="character" w:customStyle="1" w:styleId="List-SentenceChar">
+    <w:name w:val="List-Sentence Char"/>
+    <w:basedOn w:val="DefaultParagraphFont"/>
+    <w:link w:val="List-Sentence"/>
+    <w:rsid w:val="009679EC"/>
+    <w:rPr>
+      <w:rFonts w:ascii="Times New Roman" w:eastAsia="Arial" w:hAnsi="Times New Roman" w:cs="Times New Roman"/>
+      <w:kern w:val="2"/>
+      <w:sz w:val="22"/>
+      <w:szCs w:val="22"/>
+      <w14:ligatures w14:val="standardContextual"/>
+    </w:rPr>
+  </w:style>
 </w:styles>
 </file>
 

--- a/04_QA_Review/Approved/Milestone_5_Algorithms/SDD/JTS_M5_SDD_5.0ComponentDesign_v01.docx
+++ b/04_QA_Review/Approved/Milestone_5_Algorithms/SDD/JTS_M5_SDD_5.0ComponentDesign_v01.docx
@@ -109,9 +109,9 @@
           <w:noProof/>
         </w:rPr>
         <w:drawing>
-          <wp:inline distT="0" distB="0" distL="0" distR="0" wp14:anchorId="70BC33DA" wp14:editId="7F1E1BB1">
-            <wp:extent cx="4410075" cy="1885950"/>
-            <wp:effectExtent l="0" t="0" r="9525" b="0"/>
+          <wp:inline distT="0" distB="0" distL="0" distR="0" wp14:anchorId="70BC33DA" wp14:editId="3AD23658">
+            <wp:extent cx="5943600" cy="2591160"/>
+            <wp:effectExtent l="0" t="0" r="0" b="0"/>
             <wp:docPr id="1867050800" name="Picture 1"/>
             <wp:cNvGraphicFramePr>
               <a:graphicFrameLocks xmlns:a="http://schemas.openxmlformats.org/drawingml/2006/main" noChangeAspect="1"/>
@@ -133,7 +133,7 @@
                         </a:ext>
                       </a:extLst>
                     </a:blip>
-                    <a:srcRect r="9747" b="35922"/>
+                    <a:srcRect r="14596" b="38185"/>
                     <a:stretch>
                       <a:fillRect/>
                     </a:stretch>
@@ -141,7 +141,7 @@
                   <pic:spPr bwMode="auto">
                     <a:xfrm>
                       <a:off x="0" y="0"/>
-                      <a:ext cx="4410075" cy="1885950"/>
+                      <a:ext cx="5943600" cy="2591160"/>
                     </a:xfrm>
                     <a:prstGeom prst="rect">
                       <a:avLst/>
@@ -367,6 +367,7 @@
         <w:pStyle w:val="135ptHeading"/>
       </w:pPr>
       <w:r>
+        <w:lastRenderedPageBreak/>
         <w:t>1.10 Communication Services Algorithms</w:t>
       </w:r>
     </w:p>
@@ -387,7 +388,6 @@
         <w:pStyle w:val="135ptHeading"/>
       </w:pPr>
       <w:r>
-        <w:lastRenderedPageBreak/>
         <w:t>1.11 Recommendation Service Algorithms</w:t>
       </w:r>
     </w:p>
